--- a/storage/template_pv.docx
+++ b/storage/template_pv.docx
@@ -139,53 +139,7 @@
           <w:szCs w:val="22"/>
           <w:u w:val="none"/>
         </w:rPr>
-        <w:t>${</w:t>
-      </w:r>
-      <w:proofErr w:type="spellStart"/>
-      <w:r>
-        <w:rPr>
-          <w:rFonts w:eastAsia="Arial Unicode MS"/>
-          <w:b w:val="0"/>
-          <w:bCs w:val="0"/>
-          <w:sz w:val="22"/>
-          <w:szCs w:val="22"/>
-          <w:u w:val="none"/>
-        </w:rPr>
-        <w:t>ann</w:t>
-      </w:r>
-      <w:r>
-        <w:rPr>
-          <w:rFonts w:eastAsia="Arial Unicode MS"/>
-          <w:b w:val="0"/>
-          <w:bCs w:val="0"/>
-          <w:sz w:val="22"/>
-          <w:szCs w:val="22"/>
-          <w:u w:val="none"/>
-        </w:rPr>
-        <w:t>e</w:t>
-      </w:r>
-      <w:r>
-        <w:rPr>
-          <w:rFonts w:eastAsia="Arial Unicode MS"/>
-          <w:b w:val="0"/>
-          <w:bCs w:val="0"/>
-          <w:sz w:val="22"/>
-          <w:szCs w:val="22"/>
-          <w:u w:val="none"/>
-        </w:rPr>
-        <w:t>e_univ</w:t>
-      </w:r>
-      <w:proofErr w:type="spellEnd"/>
-      <w:r>
-        <w:rPr>
-          <w:rFonts w:eastAsia="Arial Unicode MS"/>
-          <w:b w:val="0"/>
-          <w:bCs w:val="0"/>
-          <w:sz w:val="22"/>
-          <w:szCs w:val="22"/>
-          <w:u w:val="none"/>
-        </w:rPr>
-        <w:t>}</w:t>
+        <w:t>${annee_univ}</w:t>
       </w:r>
     </w:p>
     <w:p>
@@ -314,23 +268,7 @@
           <w:sz w:val="24"/>
           <w:szCs w:val="24"/>
         </w:rPr>
-        <w:t>${</w:t>
-      </w:r>
-      <w:proofErr w:type="spellStart"/>
-      <w:r>
-        <w:rPr>
-          <w:sz w:val="24"/>
-          <w:szCs w:val="24"/>
-        </w:rPr>
-        <w:t>nom_etudiant</w:t>
-      </w:r>
-      <w:proofErr w:type="spellEnd"/>
-      <w:r>
-        <w:rPr>
-          <w:sz w:val="24"/>
-          <w:szCs w:val="24"/>
-        </w:rPr>
-        <w:t>}</w:t>
+        <w:t>${nom_etudiant}</w:t>
       </w:r>
     </w:p>
     <w:p>
@@ -399,32 +337,16 @@
           <w:sz w:val="24"/>
           <w:szCs w:val="24"/>
         </w:rPr>
-        <w:t>${</w:t>
-      </w:r>
-      <w:proofErr w:type="spellStart"/>
-      <w:r>
-        <w:rPr>
-          <w:sz w:val="24"/>
-          <w:szCs w:val="24"/>
-        </w:rPr>
-        <w:t>box_id</w:t>
-      </w:r>
-      <w:proofErr w:type="spellEnd"/>
-      <w:r>
-        <w:rPr>
-          <w:sz w:val="24"/>
-          <w:szCs w:val="24"/>
-        </w:rPr>
-        <w:t>}</w:t>
-      </w:r>
-      <w:r>
-        <w:rPr>
-          <w:b/>
-          <w:bCs/>
-          <w:sz w:val="24"/>
-          <w:szCs w:val="24"/>
-        </w:rPr>
-        <w:t xml:space="preserve"> Ingénierie des Données </w:t>
+        <w:t>${filiere_name}</w:t>
+      </w:r>
+      <w:r>
+        <w:rPr>
+          <w:b/>
+          <w:bCs/>
+          <w:sz w:val="24"/>
+          <w:szCs w:val="24"/>
+        </w:rPr>
+        <w:t xml:space="preserve"> </w:t>
       </w:r>
       <w:r>
         <w:rPr>
@@ -449,32 +371,16 @@
           <w:sz w:val="24"/>
           <w:szCs w:val="24"/>
         </w:rPr>
-        <w:t>${</w:t>
-      </w:r>
-      <w:proofErr w:type="spellStart"/>
-      <w:r>
-        <w:rPr>
-          <w:sz w:val="24"/>
-          <w:szCs w:val="24"/>
-        </w:rPr>
-        <w:t>box_gi</w:t>
-      </w:r>
-      <w:proofErr w:type="spellEnd"/>
-      <w:r>
-        <w:rPr>
-          <w:sz w:val="24"/>
-          <w:szCs w:val="24"/>
-        </w:rPr>
-        <w:t>}</w:t>
-      </w:r>
-      <w:r>
-        <w:rPr>
-          <w:b/>
-          <w:bCs/>
-          <w:sz w:val="24"/>
-          <w:szCs w:val="24"/>
-        </w:rPr>
-        <w:t xml:space="preserve"> Génie Informatique</w:t>
+        <w:t/>
+      </w:r>
+      <w:r>
+        <w:rPr>
+          <w:b/>
+          <w:bCs/>
+          <w:sz w:val="24"/>
+          <w:szCs w:val="24"/>
+        </w:rPr>
+        <w:t xml:space="preserve"/>
       </w:r>
       <w:r>
         <w:rPr>
@@ -490,32 +396,16 @@
           <w:sz w:val="24"/>
           <w:szCs w:val="24"/>
         </w:rPr>
-        <w:t>${</w:t>
-      </w:r>
-      <w:proofErr w:type="spellStart"/>
-      <w:r>
-        <w:rPr>
-          <w:sz w:val="24"/>
-          <w:szCs w:val="24"/>
-        </w:rPr>
-        <w:t>box_tdia</w:t>
-      </w:r>
-      <w:proofErr w:type="spellEnd"/>
-      <w:r>
-        <w:rPr>
-          <w:sz w:val="24"/>
-          <w:szCs w:val="24"/>
-        </w:rPr>
-        <w:t>}</w:t>
-      </w:r>
-      <w:r>
-        <w:rPr>
-          <w:b/>
-          <w:bCs/>
-          <w:sz w:val="24"/>
-          <w:szCs w:val="24"/>
-        </w:rPr>
-        <w:t xml:space="preserve"> Transformation Digital &amp; IA</w:t>
+        <w:t/>
+      </w:r>
+      <w:r>
+        <w:rPr>
+          <w:b/>
+          <w:bCs/>
+          <w:sz w:val="24"/>
+          <w:szCs w:val="24"/>
+        </w:rPr>
+        <w:t xml:space="preserve"/>
       </w:r>
     </w:p>
     <w:p>
@@ -538,7 +428,7 @@
           <w:szCs w:val="24"/>
           <w:u w:val="single"/>
         </w:rPr>
-        <w:t>Intitulé du rapport :</w:t>
+        <w:t/>
       </w:r>
     </w:p>
     <w:p>
@@ -559,23 +449,7 @@
           <w:sz w:val="24"/>
           <w:szCs w:val="24"/>
         </w:rPr>
-        <w:t>${</w:t>
-      </w:r>
-      <w:proofErr w:type="spellStart"/>
-      <w:r>
-        <w:rPr>
-          <w:sz w:val="24"/>
-          <w:szCs w:val="24"/>
-        </w:rPr>
-        <w:t>intitule_rapport</w:t>
-      </w:r>
-      <w:proofErr w:type="spellEnd"/>
-      <w:r>
-        <w:rPr>
-          <w:sz w:val="24"/>
-          <w:szCs w:val="24"/>
-        </w:rPr>
-        <w:t>}</w:t>
+        <w:t/>
       </w:r>
     </w:p>
     <w:p>
@@ -681,23 +555,7 @@
           <w:sz w:val="24"/>
           <w:szCs w:val="24"/>
         </w:rPr>
-        <w:t>${</w:t>
-      </w:r>
-      <w:proofErr w:type="spellStart"/>
-      <w:r>
-        <w:rPr>
-          <w:sz w:val="24"/>
-          <w:szCs w:val="24"/>
-        </w:rPr>
-        <w:t>nom_encadrant</w:t>
-      </w:r>
-      <w:proofErr w:type="spellEnd"/>
-      <w:r>
-        <w:rPr>
-          <w:sz w:val="24"/>
-          <w:szCs w:val="24"/>
-        </w:rPr>
-        <w:t>}</w:t>
+        <w:t>${nom_encadrant}</w:t>
       </w:r>
     </w:p>
     <w:p>
@@ -797,23 +655,7 @@
                 <w:sz w:val="24"/>
                 <w:szCs w:val="24"/>
               </w:rPr>
-              <w:t>${</w:t>
-            </w:r>
-            <w:proofErr w:type="spellStart"/>
-            <w:r>
-              <w:rPr>
-                <w:sz w:val="24"/>
-                <w:szCs w:val="24"/>
-              </w:rPr>
-              <w:t>nom_encadrant</w:t>
-            </w:r>
-            <w:proofErr w:type="spellEnd"/>
-            <w:r>
-              <w:rPr>
-                <w:sz w:val="24"/>
-                <w:szCs w:val="24"/>
-              </w:rPr>
-              <w:t xml:space="preserve">}                                                </w:t>
+              <w:t>${nom_encadrant}                                                </w:t>
             </w:r>
             <w:r>
               <w:rPr>
@@ -955,25 +797,23 @@
                 <w:szCs w:val="24"/>
                 <w:lang w:val="en-US"/>
               </w:rPr>
-              <w:t>${</w:t>
-            </w:r>
-            <w:proofErr w:type="spellStart"/>
+              <w:t>${nom_jury}                                                      </w:t>
+            </w:r>
             <w:r>
               <w:rPr>
                 <w:sz w:val="24"/>
                 <w:szCs w:val="24"/>
                 <w:lang w:val="en-US"/>
               </w:rPr>
-              <w:t>nom_jury</w:t>
-            </w:r>
-            <w:proofErr w:type="spellEnd"/>
+              <w:t xml:space="preserve"> </w:t>
+            </w:r>
             <w:r>
               <w:rPr>
                 <w:sz w:val="24"/>
                 <w:szCs w:val="24"/>
                 <w:lang w:val="en-US"/>
               </w:rPr>
-              <w:t xml:space="preserve">}                                                      </w:t>
+              <w:t xml:space="preserve"> </w:t>
             </w:r>
             <w:r>
               <w:rPr>
@@ -981,7 +821,7 @@
                 <w:szCs w:val="24"/>
                 <w:lang w:val="en-US"/>
               </w:rPr>
-              <w:t xml:space="preserve"> </w:t>
+              <w:t xml:space="preserve">   </w:t>
             </w:r>
             <w:r>
               <w:rPr>
@@ -989,7 +829,7 @@
                 <w:szCs w:val="24"/>
                 <w:lang w:val="en-US"/>
               </w:rPr>
-              <w:t xml:space="preserve"> </w:t>
+              <w:t xml:space="preserve">   </w:t>
             </w:r>
             <w:r>
               <w:rPr>
@@ -997,7 +837,7 @@
                 <w:szCs w:val="24"/>
                 <w:lang w:val="en-US"/>
               </w:rPr>
-              <w:t xml:space="preserve">   </w:t>
+              <w:t xml:space="preserve">       </w:t>
             </w:r>
             <w:r>
               <w:rPr>
@@ -1005,7 +845,7 @@
                 <w:szCs w:val="24"/>
                 <w:lang w:val="en-US"/>
               </w:rPr>
-              <w:t xml:space="preserve">   </w:t>
+              <w:t xml:space="preserve">    </w:t>
             </w:r>
             <w:r>
               <w:rPr>
@@ -1013,49 +853,7 @@
                 <w:szCs w:val="24"/>
                 <w:lang w:val="en-US"/>
               </w:rPr>
-              <w:t xml:space="preserve">       </w:t>
-            </w:r>
-            <w:r>
-              <w:rPr>
-                <w:sz w:val="24"/>
-                <w:szCs w:val="24"/>
-                <w:lang w:val="en-US"/>
-              </w:rPr>
-              <w:t xml:space="preserve">    </w:t>
-            </w:r>
-            <w:r>
-              <w:rPr>
-                <w:sz w:val="24"/>
-                <w:szCs w:val="24"/>
-                <w:lang w:val="en-US"/>
-              </w:rPr>
-              <w:t>${</w:t>
-            </w:r>
-            <w:proofErr w:type="spellStart"/>
-            <w:r>
-              <w:rPr>
-                <w:sz w:val="24"/>
-                <w:szCs w:val="24"/>
-                <w:lang w:val="en-US"/>
-              </w:rPr>
-              <w:t>jury_r</w:t>
-            </w:r>
-            <w:r>
-              <w:rPr>
-                <w:sz w:val="24"/>
-                <w:szCs w:val="24"/>
-                <w:lang w:val="en-US"/>
-              </w:rPr>
-              <w:t>ole</w:t>
-            </w:r>
-            <w:proofErr w:type="spellEnd"/>
-            <w:r>
-              <w:rPr>
-                <w:sz w:val="24"/>
-                <w:szCs w:val="24"/>
-                <w:lang w:val="en-US"/>
-              </w:rPr>
-              <w:t>}</w:t>
+              <w:t>${jury_role}</w:t>
             </w:r>
             <w:r>
               <w:rPr>
@@ -1733,23 +1531,7 @@
           <w:sz w:val="24"/>
           <w:szCs w:val="24"/>
         </w:rPr>
-        <w:t>${</w:t>
-      </w:r>
-      <w:proofErr w:type="spellStart"/>
-      <w:r>
-        <w:rPr>
-          <w:sz w:val="24"/>
-          <w:szCs w:val="24"/>
-        </w:rPr>
-        <w:t>date_soutenance</w:t>
-      </w:r>
-      <w:proofErr w:type="spellEnd"/>
-      <w:r>
-        <w:rPr>
-          <w:sz w:val="24"/>
-          <w:szCs w:val="24"/>
-        </w:rPr>
-        <w:t>}</w:t>
+        <w:t>${date_soutenance}</w:t>
       </w:r>
     </w:p>
     <w:p>

--- a/storage/template_pv.docx
+++ b/storage/template_pv.docx
@@ -4,6 +4,15 @@
   <w:body>
     <w:p>
       <w:pPr>
+        <w:jc w:val="center"/>
+        <w:spacing w:after="0" w:line="240" w:lineRule="auto"/>
+      </w:pPr>
+      <w:r>
+        <w:t>${school_logo}</w:t>
+      </w:r>
+    </w:p>
+    <w:p>
+      <w:pPr>
         <w:pStyle w:val="Title"/>
         <w:rPr>
           <w:u w:val="none"/>
@@ -36,7 +45,7 @@
         <w:rPr>
           <w:u w:val="none"/>
         </w:rPr>
-        <w:t xml:space="preserve">Département de Mathématiques et Informatique </w:t>
+        <w:t xml:space="preserve">${department_name}</w:t>
       </w:r>
     </w:p>
     <w:p>
@@ -1743,7 +1752,7 @@
     <w:sectPr>
       <w:headerReference w:type="default" r:id="rId7"/>
       <w:pgSz w:w="11906" w:h="16838"/>
-      <w:pgMar w:top="720" w:right="720" w:bottom="720" w:left="1584" w:header="708" w:footer="708" w:gutter="0"/>
+      <w:pgMar w:top="567" w:right="720" w:bottom="454" w:left="1418" w:header="708" w:footer="708" w:gutter="0"/>
       <w:cols w:space="708"/>
       <w:docGrid w:linePitch="360"/>
     </w:sectPr>
@@ -1966,39 +1975,7 @@
         <w:sz w:val="24"/>
         <w:szCs w:val="24"/>
       </w:rPr>
-      <w:t xml:space="preserve">      Ecole Nationale des Sciences Appliquées d’A</w:t>
-    </w:r>
-    <w:r>
-      <w:rPr>
-        <w:rFonts w:asciiTheme="majorBidi" w:hAnsiTheme="majorBidi" w:cstheme="majorBidi"/>
-        <w:sz w:val="24"/>
-        <w:szCs w:val="24"/>
-      </w:rPr>
-      <w:t>l-</w:t>
-    </w:r>
-    <w:r>
-      <w:rPr>
-        <w:rFonts w:asciiTheme="majorBidi" w:hAnsiTheme="majorBidi" w:cstheme="majorBidi"/>
-        <w:sz w:val="24"/>
-        <w:szCs w:val="24"/>
-      </w:rPr>
-      <w:t>Hoce</w:t>
-    </w:r>
-    <w:r>
-      <w:rPr>
-        <w:rFonts w:asciiTheme="majorBidi" w:hAnsiTheme="majorBidi" w:cstheme="majorBidi"/>
-        <w:sz w:val="24"/>
-        <w:szCs w:val="24"/>
-      </w:rPr>
-      <w:t>i</w:t>
-    </w:r>
-    <w:r>
-      <w:rPr>
-        <w:rFonts w:asciiTheme="majorBidi" w:hAnsiTheme="majorBidi" w:cstheme="majorBidi"/>
-        <w:sz w:val="24"/>
-        <w:szCs w:val="24"/>
-      </w:rPr>
-      <w:t>ma - Maroc</w:t>
+      <w:t xml:space="preserve">      ${school_name}</w:t>
     </w:r>
   </w:p>
   <w:p>
